--- a/flow/20230927_hours/drafts/2024-01-u/02.01.docx
+++ b/flow/20230927_hours/drafts/2024-01-u/02.01.docx
@@ -4913,25 +4913,7 @@
           <w:sz w:val="24"/>
           <w:highlight w:val="white"/>
         </w:rPr>
-        <w:t xml:space="preserve">Серед священиків явився ти священиком Царя і Бога,* богоносний, </w:t>
-      </w:r>
-      <w:r>
-        <w:rPr>
-          <w:rFonts w:ascii="Times New Roman" w:hAnsi="Times New Roman"/>
-          <w:color w:val="000000"/>
-          <w:sz w:val="24"/>
-          <w:highlight w:val="white"/>
-        </w:rPr>
-        <w:t>посникам</w:t>
-      </w:r>
-      <w:r>
-        <w:rPr>
-          <w:rFonts w:ascii="Times New Roman" w:hAnsi="Times New Roman"/>
-          <w:color w:val="000000"/>
-          <w:sz w:val="24"/>
-          <w:highlight w:val="white"/>
-        </w:rPr>
-        <w:t xml:space="preserve"> співбесідником був,* тому й радуєшся нині з ликами ангельськими, отче,* радуючись в небесах, Сильвестре, славний пастирю,* спасай тих, що з любов’ю* звершують пам’ять твою.</w:t>
+        <w:t>Серед священиків явився ти священиком Царя і Бога,* богоносний, посникам співбесідником був,* тому й радуєшся нині з ликами ангельськими, отче,* радуючись в небесах, Сильвестре, славний пастирю,* спасай тих, що з любов’ю* звершують пам’ять твою.</w:t>
       </w:r>
     </w:p>
     <w:p>
@@ -10132,25 +10114,7 @@
           <w:sz w:val="24"/>
           <w:highlight w:val="white"/>
         </w:rPr>
-        <w:t xml:space="preserve">Серед священиків явився ти священиком Царя і Бога,* богоносний, </w:t>
-      </w:r>
-      <w:r>
-        <w:rPr>
-          <w:rFonts w:ascii="Times New Roman" w:hAnsi="Times New Roman"/>
-          <w:color w:val="000000"/>
-          <w:sz w:val="24"/>
-          <w:highlight w:val="white"/>
-        </w:rPr>
-        <w:t>посникам</w:t>
-      </w:r>
-      <w:r>
-        <w:rPr>
-          <w:rFonts w:ascii="Times New Roman" w:hAnsi="Times New Roman"/>
-          <w:color w:val="000000"/>
-          <w:sz w:val="24"/>
-          <w:highlight w:val="white"/>
-        </w:rPr>
-        <w:t xml:space="preserve"> співбесідником був,* тому й радуєшся нині з ликами ангельськими, отче,* радуючись в небесах, Сильвестре, славний пастирю,* спасай тих, що з любов’ю* звершують пам’ять твою.</w:t>
+        <w:t>Серед священиків явився ти священиком Царя і Бога,* богоносний, посникам співбесідником був,* тому й радуєшся нині з ликами ангельськими, отче,* радуючись в небесах, Сильвестре, славний пастирю,* спасай тих, що з любов’ю* звершують пам’ять твою.</w:t>
       </w:r>
     </w:p>
     <w:p>
